--- a/ACT/ACT.146.docx
+++ b/ACT/ACT.146.docx
@@ -59,7 +59,7 @@
           <w:i w:val="0"/>
           <w:sz w:val="24"/>
         </w:rPr>
-        <w:t>____________, 2026</w:t>
+        <w:t>MARCH 00, 2026</w:t>
       </w:r>
     </w:p>
     <w:p>
